--- a/Nuevo Documento DOCX.docx
+++ b/Nuevo Documento DOCX.docx
@@ -14,7 +14,7 @@
           <w:rFonts w:hint="default"/>
           <w:lang w:val="es-ES"/>
         </w:rPr>
-        <w:t>Hola munod</w:t>
+        <w:t>Hola Raúl</w:t>
       </w:r>
       <w:bookmarkStart w:id="0" w:name="_GoBack"/>
       <w:bookmarkEnd w:id="0"/>
